--- a/Arquitetura de hardware.docx
+++ b/Arquitetura de hardware.docx
@@ -22,25 +22,429 @@
     </w:p>
     <w:p>
       <w:pPr>
-        <w:jc w:val="center"/>
-        <w:rPr>
-          <w:rFonts w:ascii="Arial Black" w:hAnsi="Arial Black"/>
-          <w:sz w:val="56"/>
-          <w:szCs w:val="56"/>
+        <w:rPr>
+          <w:rFonts w:ascii="Arial Black" w:hAnsi="Arial Black"/>
         </w:rPr>
       </w:pPr>
     </w:p>
     <w:p>
       <w:pPr>
-        <w:rPr>
-          <w:rFonts w:ascii="Arial Black" w:hAnsi="Arial Black"/>
-        </w:rPr>
-      </w:pPr>
-      <w:r>
-        <w:rPr>
-          <w:rFonts w:ascii="Arial Black" w:hAnsi="Arial Black"/>
-        </w:rPr>
-        <w:t>*</w:t>
+        <w:pStyle w:val="PargrafodaLista"/>
+        <w:numPr>
+          <w:ilvl w:val="0"/>
+          <w:numId w:val="5"/>
+        </w:numPr>
+        <w:rPr>
+          <w:rFonts w:ascii="Arial Black" w:hAnsi="Arial Black"/>
+        </w:rPr>
+      </w:pPr>
+      <w:r>
+        <w:rPr>
+          <w:rFonts w:ascii="Arial Black" w:hAnsi="Arial Black"/>
+        </w:rPr>
+        <w:t xml:space="preserve">Processador gamer Intel Core i7 6700 CM8066201920103 de 4 núcleos e 4GHz de frequência com gráfica integrada, </w:t>
+      </w:r>
+    </w:p>
+    <w:p>
+      <w:pPr>
+        <w:pStyle w:val="PargrafodaLista"/>
+        <w:numPr>
+          <w:ilvl w:val="0"/>
+          <w:numId w:val="5"/>
+        </w:numPr>
+        <w:rPr>
+          <w:rFonts w:ascii="Arial Black" w:hAnsi="Arial Black"/>
+        </w:rPr>
+      </w:pPr>
+      <w:r>
+        <w:rPr>
+          <w:rFonts w:ascii="Arial Black" w:hAnsi="Arial Black"/>
+        </w:rPr>
+        <w:t xml:space="preserve">Módulo de memória de 8GB DIMM DDR5 6000Mhz FURY </w:t>
+      </w:r>
+      <w:proofErr w:type="spellStart"/>
+      <w:r>
+        <w:rPr>
+          <w:rFonts w:ascii="Arial Black" w:hAnsi="Arial Black"/>
+        </w:rPr>
+        <w:t>Beast</w:t>
+      </w:r>
+      <w:proofErr w:type="spellEnd"/>
+      <w:r>
+        <w:rPr>
+          <w:rFonts w:ascii="Arial Black" w:hAnsi="Arial Black"/>
+        </w:rPr>
+        <w:t xml:space="preserve"> Black 1,35V 1Rx16 288 pinos para desktop/gamers,</w:t>
+      </w:r>
+    </w:p>
+    <w:p>
+      <w:pPr>
+        <w:pStyle w:val="PargrafodaLista"/>
+        <w:numPr>
+          <w:ilvl w:val="0"/>
+          <w:numId w:val="5"/>
+        </w:numPr>
+        <w:rPr>
+          <w:rFonts w:ascii="Arial Black" w:hAnsi="Arial Black"/>
+        </w:rPr>
+      </w:pPr>
+      <w:r>
+        <w:rPr>
+          <w:rFonts w:ascii="Arial Black" w:hAnsi="Arial Black"/>
+        </w:rPr>
+        <w:t xml:space="preserve"> Monitor Gamer Samsung 24" FHD,100 Hz, HDMI, </w:t>
+      </w:r>
+      <w:proofErr w:type="spellStart"/>
+      <w:proofErr w:type="gramStart"/>
+      <w:r>
+        <w:rPr>
+          <w:rFonts w:ascii="Arial Black" w:hAnsi="Arial Black"/>
+        </w:rPr>
+        <w:t>VGA,Preto</w:t>
+      </w:r>
+      <w:proofErr w:type="spellEnd"/>
+      <w:proofErr w:type="gramEnd"/>
+      <w:r>
+        <w:rPr>
+          <w:rFonts w:ascii="Arial Black" w:hAnsi="Arial Black"/>
+        </w:rPr>
+        <w:t>, S3, Placa Mãe MSI PRO A620M-E (AM5/2xDDR5/HDMI/VGA/M.2/USB 3.2),</w:t>
+      </w:r>
+    </w:p>
+    <w:p>
+      <w:pPr>
+        <w:pStyle w:val="PargrafodaLista"/>
+        <w:numPr>
+          <w:ilvl w:val="0"/>
+          <w:numId w:val="5"/>
+        </w:numPr>
+        <w:rPr>
+          <w:rFonts w:ascii="Arial Black" w:hAnsi="Arial Black"/>
+        </w:rPr>
+      </w:pPr>
+      <w:r>
+        <w:rPr>
+          <w:rFonts w:ascii="Arial Black" w:hAnsi="Arial Black"/>
+        </w:rPr>
+        <w:t xml:space="preserve"> Bomba De Resfriamento De Água De </w:t>
+      </w:r>
+      <w:proofErr w:type="spellStart"/>
+      <w:r>
+        <w:rPr>
+          <w:rFonts w:ascii="Arial Black" w:hAnsi="Arial Black"/>
+        </w:rPr>
+        <w:t>Cpu</w:t>
+      </w:r>
+      <w:proofErr w:type="spellEnd"/>
+      <w:r>
+        <w:rPr>
+          <w:rFonts w:ascii="Arial Black" w:hAnsi="Arial Black"/>
+        </w:rPr>
+        <w:t xml:space="preserve"> 10w 12v G1/4 Para </w:t>
+      </w:r>
+      <w:proofErr w:type="spellStart"/>
+      <w:r>
+        <w:rPr>
+          <w:rFonts w:ascii="Arial Black" w:hAnsi="Arial Black"/>
+        </w:rPr>
+        <w:t>Pc</w:t>
+      </w:r>
+      <w:proofErr w:type="spellEnd"/>
+      <w:r>
+        <w:rPr>
+          <w:rFonts w:ascii="Arial Black" w:hAnsi="Arial Black"/>
+        </w:rPr>
+        <w:t xml:space="preserve">, </w:t>
+      </w:r>
+      <w:proofErr w:type="spellStart"/>
+      <w:r>
+        <w:rPr>
+          <w:rFonts w:ascii="Arial Black" w:hAnsi="Arial Black"/>
+        </w:rPr>
+        <w:t>Ssd</w:t>
+      </w:r>
+      <w:proofErr w:type="spellEnd"/>
+      <w:r>
+        <w:rPr>
+          <w:rFonts w:ascii="Arial Black" w:hAnsi="Arial Black"/>
+        </w:rPr>
+        <w:t xml:space="preserve"> M.2 </w:t>
+      </w:r>
+      <w:proofErr w:type="spellStart"/>
+      <w:r>
+        <w:rPr>
+          <w:rFonts w:ascii="Arial Black" w:hAnsi="Arial Black"/>
+        </w:rPr>
+        <w:t>Nvme</w:t>
+      </w:r>
+      <w:proofErr w:type="spellEnd"/>
+      <w:r>
+        <w:rPr>
+          <w:rFonts w:ascii="Arial Black" w:hAnsi="Arial Black"/>
+        </w:rPr>
+        <w:t xml:space="preserve"> </w:t>
+      </w:r>
+      <w:proofErr w:type="spellStart"/>
+      <w:r>
+        <w:rPr>
+          <w:rFonts w:ascii="Arial Black" w:hAnsi="Arial Black"/>
+        </w:rPr>
+        <w:t>Pci-e</w:t>
+      </w:r>
+      <w:proofErr w:type="spellEnd"/>
+      <w:r>
+        <w:rPr>
+          <w:rFonts w:ascii="Arial Black" w:hAnsi="Arial Black"/>
+        </w:rPr>
+        <w:t xml:space="preserve"> </w:t>
+      </w:r>
+      <w:proofErr w:type="spellStart"/>
+      <w:r>
+        <w:rPr>
+          <w:rFonts w:ascii="Arial Black" w:hAnsi="Arial Black"/>
+        </w:rPr>
+        <w:t>Gen</w:t>
+      </w:r>
+      <w:proofErr w:type="spellEnd"/>
+      <w:r>
+        <w:rPr>
+          <w:rFonts w:ascii="Arial Black" w:hAnsi="Arial Black"/>
+        </w:rPr>
+        <w:t xml:space="preserve"> 4.0 500gb Kingston Nv3 Ssnv3s/500g, ZOTAC GAMING GeForce GTX 1650 OC 4GB GDDR6 128-bit</w:t>
+      </w:r>
+    </w:p>
+    <w:p>
+      <w:pPr>
+        <w:pStyle w:val="PargrafodaLista"/>
+        <w:numPr>
+          <w:ilvl w:val="0"/>
+          <w:numId w:val="5"/>
+        </w:numPr>
+        <w:rPr>
+          <w:rFonts w:ascii="Arial Black" w:hAnsi="Arial Black"/>
+        </w:rPr>
+      </w:pPr>
+      <w:r>
+        <w:rPr>
+          <w:rFonts w:ascii="Arial Black" w:hAnsi="Arial Black"/>
+        </w:rPr>
+        <w:t xml:space="preserve"> Placa de vídeo para jogos, super compacta, ZT-T16520F-10</w:t>
+      </w:r>
+      <w:proofErr w:type="gramStart"/>
+      <w:r>
+        <w:rPr>
+          <w:rFonts w:ascii="Arial Black" w:hAnsi="Arial Black"/>
+        </w:rPr>
+        <w:t>L,KingSpec</w:t>
+      </w:r>
+      <w:proofErr w:type="gramEnd"/>
+      <w:r>
+        <w:rPr>
+          <w:rFonts w:ascii="Arial Black" w:hAnsi="Arial Black"/>
+        </w:rPr>
+        <w:t xml:space="preserve"> 16 GB DDR4 RAM 3200 MHz para desktop - Plug-</w:t>
+      </w:r>
+      <w:proofErr w:type="spellStart"/>
+      <w:r>
+        <w:rPr>
+          <w:rFonts w:ascii="Arial Black" w:hAnsi="Arial Black"/>
+        </w:rPr>
+        <w:t>and</w:t>
+      </w:r>
+      <w:proofErr w:type="spellEnd"/>
+      <w:r>
+        <w:rPr>
+          <w:rFonts w:ascii="Arial Black" w:hAnsi="Arial Black"/>
+        </w:rPr>
+        <w:t xml:space="preserve">-Play, uso doméstico e escritório, versão padrão, </w:t>
+      </w:r>
+    </w:p>
+    <w:p>
+      <w:pPr>
+        <w:pStyle w:val="PargrafodaLista"/>
+        <w:numPr>
+          <w:ilvl w:val="0"/>
+          <w:numId w:val="5"/>
+        </w:numPr>
+        <w:rPr>
+          <w:rFonts w:ascii="Arial Black" w:hAnsi="Arial Black"/>
+        </w:rPr>
+      </w:pPr>
+      <w:r>
+        <w:rPr>
+          <w:rFonts w:ascii="Arial Black" w:hAnsi="Arial Black"/>
+        </w:rPr>
+        <w:t xml:space="preserve">memória de computador DIMM CL18 de 288 pinos 1,35 V compatível com a maioria dos PCs Intel/AMD, </w:t>
+      </w:r>
+    </w:p>
+    <w:p>
+      <w:pPr>
+        <w:pStyle w:val="PargrafodaLista"/>
+        <w:numPr>
+          <w:ilvl w:val="0"/>
+          <w:numId w:val="5"/>
+        </w:numPr>
+        <w:rPr>
+          <w:rFonts w:ascii="Arial Black" w:hAnsi="Arial Black"/>
+        </w:rPr>
+      </w:pPr>
+      <w:r>
+        <w:rPr>
+          <w:rFonts w:ascii="Arial Black" w:hAnsi="Arial Black"/>
+        </w:rPr>
+        <w:t xml:space="preserve">Gabinete Gamer </w:t>
+      </w:r>
+      <w:proofErr w:type="spellStart"/>
+      <w:r>
+        <w:rPr>
+          <w:rFonts w:ascii="Arial Black" w:hAnsi="Arial Black"/>
+        </w:rPr>
+        <w:t>Rise</w:t>
+      </w:r>
+      <w:proofErr w:type="spellEnd"/>
+      <w:r>
+        <w:rPr>
+          <w:rFonts w:ascii="Arial Black" w:hAnsi="Arial Black"/>
+        </w:rPr>
+        <w:t xml:space="preserve"> </w:t>
+      </w:r>
+      <w:proofErr w:type="spellStart"/>
+      <w:r>
+        <w:rPr>
+          <w:rFonts w:ascii="Arial Black" w:hAnsi="Arial Black"/>
+        </w:rPr>
+        <w:t>Mode</w:t>
+      </w:r>
+      <w:proofErr w:type="spellEnd"/>
+      <w:r>
+        <w:rPr>
+          <w:rFonts w:ascii="Arial Black" w:hAnsi="Arial Black"/>
+        </w:rPr>
+        <w:t xml:space="preserve"> Glass 06X, </w:t>
+      </w:r>
+      <w:proofErr w:type="spellStart"/>
+      <w:r>
+        <w:rPr>
+          <w:rFonts w:ascii="Arial Black" w:hAnsi="Arial Black"/>
+        </w:rPr>
+        <w:t>Mid</w:t>
+      </w:r>
+      <w:proofErr w:type="spellEnd"/>
+      <w:r>
+        <w:rPr>
+          <w:rFonts w:ascii="Arial Black" w:hAnsi="Arial Black"/>
+        </w:rPr>
+        <w:t xml:space="preserve"> Tower, ATX, Lateral em Vidro Fumê e Frontal em Vidro Temperado, Sem </w:t>
+      </w:r>
+      <w:proofErr w:type="spellStart"/>
+      <w:r>
+        <w:rPr>
+          <w:rFonts w:ascii="Arial Black" w:hAnsi="Arial Black"/>
+        </w:rPr>
+        <w:t>FANs</w:t>
+      </w:r>
+      <w:proofErr w:type="spellEnd"/>
+      <w:r>
+        <w:rPr>
+          <w:rFonts w:ascii="Arial Black" w:hAnsi="Arial Black"/>
+        </w:rPr>
+        <w:t xml:space="preserve">, Preto - RM-CA-06X-FB, </w:t>
+      </w:r>
+    </w:p>
+    <w:p>
+      <w:pPr>
+        <w:pStyle w:val="PargrafodaLista"/>
+        <w:numPr>
+          <w:ilvl w:val="0"/>
+          <w:numId w:val="5"/>
+        </w:numPr>
+        <w:rPr>
+          <w:rFonts w:ascii="Arial Black" w:hAnsi="Arial Black"/>
+        </w:rPr>
+      </w:pPr>
+      <w:r>
+        <w:rPr>
+          <w:rFonts w:ascii="Arial Black" w:hAnsi="Arial Black"/>
+        </w:rPr>
+        <w:t xml:space="preserve">teclado Mecânico Gamer | </w:t>
+      </w:r>
+      <w:proofErr w:type="spellStart"/>
+      <w:r>
+        <w:rPr>
+          <w:rFonts w:ascii="Arial Black" w:hAnsi="Arial Black"/>
+        </w:rPr>
+        <w:t>Rise</w:t>
+      </w:r>
+      <w:proofErr w:type="spellEnd"/>
+      <w:r>
+        <w:rPr>
+          <w:rFonts w:ascii="Arial Black" w:hAnsi="Arial Black"/>
+        </w:rPr>
+        <w:t xml:space="preserve"> </w:t>
+      </w:r>
+      <w:proofErr w:type="spellStart"/>
+      <w:r>
+        <w:rPr>
+          <w:rFonts w:ascii="Arial Black" w:hAnsi="Arial Black"/>
+        </w:rPr>
+        <w:t>Mode</w:t>
+      </w:r>
+      <w:proofErr w:type="spellEnd"/>
+      <w:r>
+        <w:rPr>
+          <w:rFonts w:ascii="Arial Black" w:hAnsi="Arial Black"/>
+        </w:rPr>
+        <w:t xml:space="preserve"> | Gm1 Branco </w:t>
+      </w:r>
+      <w:proofErr w:type="spellStart"/>
+      <w:r>
+        <w:rPr>
+          <w:rFonts w:ascii="Arial Black" w:hAnsi="Arial Black"/>
+        </w:rPr>
+        <w:t>Rgb</w:t>
+      </w:r>
+      <w:proofErr w:type="spellEnd"/>
+      <w:r>
+        <w:rPr>
+          <w:rFonts w:ascii="Arial Black" w:hAnsi="Arial Black"/>
+        </w:rPr>
+        <w:t xml:space="preserve"> | Switch Brown,</w:t>
+      </w:r>
+    </w:p>
+    <w:p>
+      <w:pPr>
+        <w:pStyle w:val="PargrafodaLista"/>
+        <w:numPr>
+          <w:ilvl w:val="0"/>
+          <w:numId w:val="5"/>
+        </w:numPr>
+        <w:rPr>
+          <w:rFonts w:ascii="Arial Black" w:hAnsi="Arial Black"/>
+        </w:rPr>
+      </w:pPr>
+      <w:r>
+        <w:rPr>
+          <w:rFonts w:ascii="Arial Black" w:hAnsi="Arial Black"/>
+        </w:rPr>
+        <w:t xml:space="preserve"> Mouse</w:t>
+      </w:r>
+    </w:p>
+    <w:p>
+      <w:pPr>
+        <w:pStyle w:val="PargrafodaLista"/>
+        <w:numPr>
+          <w:ilvl w:val="0"/>
+          <w:numId w:val="5"/>
+        </w:numPr>
+        <w:rPr>
+          <w:rFonts w:ascii="Arial Black" w:hAnsi="Arial Black"/>
+        </w:rPr>
+      </w:pPr>
+      <w:r>
+        <w:rPr>
+          <w:rFonts w:ascii="Arial Black" w:hAnsi="Arial Black"/>
+        </w:rPr>
+        <w:t>Valor final: R$: 7.344,01</w:t>
       </w:r>
     </w:p>
     <w:sectPr>
@@ -51,6 +455,587 @@
     </w:sectPr>
   </w:body>
 </w:document>
+</file>
+
+<file path=word/numbering.xml><?xml version="1.0" encoding="utf-8"?>
+<w:numbering xmlns:wpc="http://schemas.microsoft.com/office/word/2010/wordprocessingCanvas" xmlns:cx="http://schemas.microsoft.com/office/drawing/2014/chartex" xmlns:cx1="http://schemas.microsoft.com/office/drawing/2015/9/8/chartex" xmlns:cx2="http://schemas.microsoft.com/office/drawing/2015/10/21/chartex" xmlns:cx3="http://schemas.microsoft.com/office/drawing/2016/5/9/chartex" xmlns:cx4="http://schemas.microsoft.com/office/drawing/2016/5/10/chartex" xmlns:cx5="http://schemas.microsoft.com/office/drawing/2016/5/11/chartex" xmlns:cx6="http://schemas.microsoft.com/office/drawing/2016/5/12/chartex" xmlns:cx7="http://schemas.microsoft.com/office/drawing/2016/5/13/chartex" xmlns:cx8="http://schemas.microsoft.com/office/drawing/2016/5/14/chartex" xmlns:mc="http://schemas.openxmlformats.org/markup-compatibility/2006" xmlns:aink="http://schemas.microsoft.com/office/drawing/2016/ink" xmlns:am3d="http://schemas.microsoft.com/office/drawing/2017/model3d" xmlns:o="urn:schemas-microsoft-com:office:office" xmlns:oel="http://schemas.microsoft.com/office/2019/extlst" xmlns:r="http://schemas.openxmlformats.org/officeDocument/2006/relationships" xmlns:m="http://schemas.openxmlformats.org/officeDocument/2006/math" xmlns:v="urn:schemas-microsoft-com:vml" xmlns:wp14="http://schemas.microsoft.com/office/word/2010/wordprocessingDrawing" xmlns:wp="http://schemas.openxmlformats.org/drawingml/2006/wordprocessingDrawing" xmlns:w10="urn:schemas-microsoft-com:office:word" xmlns:w="http://schemas.openxmlformats.org/wordprocessingml/2006/main" xmlns:w14="http://schemas.microsoft.com/office/word/2010/wordml" xmlns:w15="http://schemas.microsoft.com/office/word/2012/wordml" xmlns:w16cex="http://schemas.microsoft.com/office/word/2018/wordml/cex" xmlns:w16cid="http://schemas.microsoft.com/office/word/2016/wordml/cid" xmlns:w16="http://schemas.microsoft.com/office/word/2018/wordml" xmlns:w16sdtdh="http://schemas.microsoft.com/office/word/2020/wordml/sdtdatahash" xmlns:w16se="http://schemas.microsoft.com/office/word/2015/wordml/symex" xmlns:wpg="http://schemas.microsoft.com/office/word/2010/wordprocessingGroup" xmlns:wpi="http://schemas.microsoft.com/office/word/2010/wordprocessingInk" xmlns:wne="http://schemas.microsoft.com/office/word/2006/wordml" xmlns:wps="http://schemas.microsoft.com/office/word/2010/wordprocessingShape" mc:Ignorable="w14 w15 w16se w16cid w16 w16cex w16sdtdh wp14">
+  <w:abstractNum w:abstractNumId="0" w15:restartNumberingAfterBreak="0">
+    <w:nsid w:val="27D5436A"/>
+    <w:multiLevelType w:val="hybridMultilevel"/>
+    <w:tmpl w:val="FC32A0B0"/>
+    <w:lvl w:ilvl="0" w:tplc="82928B1A">
+      <w:numFmt w:val="bullet"/>
+      <w:lvlText w:val=""/>
+      <w:lvlJc w:val="left"/>
+      <w:pPr>
+        <w:ind w:left="720" w:hanging="360"/>
+      </w:pPr>
+      <w:rPr>
+        <w:rFonts w:ascii="Symbol" w:eastAsiaTheme="minorHAnsi" w:hAnsi="Symbol" w:cstheme="minorBidi" w:hint="default"/>
+      </w:rPr>
+    </w:lvl>
+    <w:lvl w:ilvl="1" w:tplc="04160003" w:tentative="1">
+      <w:start w:val="1"/>
+      <w:numFmt w:val="bullet"/>
+      <w:lvlText w:val="o"/>
+      <w:lvlJc w:val="left"/>
+      <w:pPr>
+        <w:ind w:left="1440" w:hanging="360"/>
+      </w:pPr>
+      <w:rPr>
+        <w:rFonts w:ascii="Courier New" w:hAnsi="Courier New" w:cs="Courier New" w:hint="default"/>
+      </w:rPr>
+    </w:lvl>
+    <w:lvl w:ilvl="2" w:tplc="04160005" w:tentative="1">
+      <w:start w:val="1"/>
+      <w:numFmt w:val="bullet"/>
+      <w:lvlText w:val=""/>
+      <w:lvlJc w:val="left"/>
+      <w:pPr>
+        <w:ind w:left="2160" w:hanging="360"/>
+      </w:pPr>
+      <w:rPr>
+        <w:rFonts w:ascii="Wingdings" w:hAnsi="Wingdings" w:hint="default"/>
+      </w:rPr>
+    </w:lvl>
+    <w:lvl w:ilvl="3" w:tplc="04160001" w:tentative="1">
+      <w:start w:val="1"/>
+      <w:numFmt w:val="bullet"/>
+      <w:lvlText w:val=""/>
+      <w:lvlJc w:val="left"/>
+      <w:pPr>
+        <w:ind w:left="2880" w:hanging="360"/>
+      </w:pPr>
+      <w:rPr>
+        <w:rFonts w:ascii="Symbol" w:hAnsi="Symbol" w:hint="default"/>
+      </w:rPr>
+    </w:lvl>
+    <w:lvl w:ilvl="4" w:tplc="04160003" w:tentative="1">
+      <w:start w:val="1"/>
+      <w:numFmt w:val="bullet"/>
+      <w:lvlText w:val="o"/>
+      <w:lvlJc w:val="left"/>
+      <w:pPr>
+        <w:ind w:left="3600" w:hanging="360"/>
+      </w:pPr>
+      <w:rPr>
+        <w:rFonts w:ascii="Courier New" w:hAnsi="Courier New" w:cs="Courier New" w:hint="default"/>
+      </w:rPr>
+    </w:lvl>
+    <w:lvl w:ilvl="5" w:tplc="04160005" w:tentative="1">
+      <w:start w:val="1"/>
+      <w:numFmt w:val="bullet"/>
+      <w:lvlText w:val=""/>
+      <w:lvlJc w:val="left"/>
+      <w:pPr>
+        <w:ind w:left="4320" w:hanging="360"/>
+      </w:pPr>
+      <w:rPr>
+        <w:rFonts w:ascii="Wingdings" w:hAnsi="Wingdings" w:hint="default"/>
+      </w:rPr>
+    </w:lvl>
+    <w:lvl w:ilvl="6" w:tplc="04160001" w:tentative="1">
+      <w:start w:val="1"/>
+      <w:numFmt w:val="bullet"/>
+      <w:lvlText w:val=""/>
+      <w:lvlJc w:val="left"/>
+      <w:pPr>
+        <w:ind w:left="5040" w:hanging="360"/>
+      </w:pPr>
+      <w:rPr>
+        <w:rFonts w:ascii="Symbol" w:hAnsi="Symbol" w:hint="default"/>
+      </w:rPr>
+    </w:lvl>
+    <w:lvl w:ilvl="7" w:tplc="04160003" w:tentative="1">
+      <w:start w:val="1"/>
+      <w:numFmt w:val="bullet"/>
+      <w:lvlText w:val="o"/>
+      <w:lvlJc w:val="left"/>
+      <w:pPr>
+        <w:ind w:left="5760" w:hanging="360"/>
+      </w:pPr>
+      <w:rPr>
+        <w:rFonts w:ascii="Courier New" w:hAnsi="Courier New" w:cs="Courier New" w:hint="default"/>
+      </w:rPr>
+    </w:lvl>
+    <w:lvl w:ilvl="8" w:tplc="04160005" w:tentative="1">
+      <w:start w:val="1"/>
+      <w:numFmt w:val="bullet"/>
+      <w:lvlText w:val=""/>
+      <w:lvlJc w:val="left"/>
+      <w:pPr>
+        <w:ind w:left="6480" w:hanging="360"/>
+      </w:pPr>
+      <w:rPr>
+        <w:rFonts w:ascii="Wingdings" w:hAnsi="Wingdings" w:hint="default"/>
+      </w:rPr>
+    </w:lvl>
+  </w:abstractNum>
+  <w:abstractNum w:abstractNumId="1" w15:restartNumberingAfterBreak="0">
+    <w:nsid w:val="35D31126"/>
+    <w:multiLevelType w:val="hybridMultilevel"/>
+    <w:tmpl w:val="D1E27506"/>
+    <w:lvl w:ilvl="0" w:tplc="DD1E8BEE">
+      <w:numFmt w:val="bullet"/>
+      <w:lvlText w:val=""/>
+      <w:lvlJc w:val="left"/>
+      <w:pPr>
+        <w:ind w:left="720" w:hanging="360"/>
+      </w:pPr>
+      <w:rPr>
+        <w:rFonts w:ascii="Symbol" w:eastAsiaTheme="minorHAnsi" w:hAnsi="Symbol" w:cstheme="minorBidi" w:hint="default"/>
+      </w:rPr>
+    </w:lvl>
+    <w:lvl w:ilvl="1" w:tplc="04160003" w:tentative="1">
+      <w:start w:val="1"/>
+      <w:numFmt w:val="bullet"/>
+      <w:lvlText w:val="o"/>
+      <w:lvlJc w:val="left"/>
+      <w:pPr>
+        <w:ind w:left="1440" w:hanging="360"/>
+      </w:pPr>
+      <w:rPr>
+        <w:rFonts w:ascii="Courier New" w:hAnsi="Courier New" w:cs="Courier New" w:hint="default"/>
+      </w:rPr>
+    </w:lvl>
+    <w:lvl w:ilvl="2" w:tplc="04160005" w:tentative="1">
+      <w:start w:val="1"/>
+      <w:numFmt w:val="bullet"/>
+      <w:lvlText w:val=""/>
+      <w:lvlJc w:val="left"/>
+      <w:pPr>
+        <w:ind w:left="2160" w:hanging="360"/>
+      </w:pPr>
+      <w:rPr>
+        <w:rFonts w:ascii="Wingdings" w:hAnsi="Wingdings" w:hint="default"/>
+      </w:rPr>
+    </w:lvl>
+    <w:lvl w:ilvl="3" w:tplc="04160001" w:tentative="1">
+      <w:start w:val="1"/>
+      <w:numFmt w:val="bullet"/>
+      <w:lvlText w:val=""/>
+      <w:lvlJc w:val="left"/>
+      <w:pPr>
+        <w:ind w:left="2880" w:hanging="360"/>
+      </w:pPr>
+      <w:rPr>
+        <w:rFonts w:ascii="Symbol" w:hAnsi="Symbol" w:hint="default"/>
+      </w:rPr>
+    </w:lvl>
+    <w:lvl w:ilvl="4" w:tplc="04160003" w:tentative="1">
+      <w:start w:val="1"/>
+      <w:numFmt w:val="bullet"/>
+      <w:lvlText w:val="o"/>
+      <w:lvlJc w:val="left"/>
+      <w:pPr>
+        <w:ind w:left="3600" w:hanging="360"/>
+      </w:pPr>
+      <w:rPr>
+        <w:rFonts w:ascii="Courier New" w:hAnsi="Courier New" w:cs="Courier New" w:hint="default"/>
+      </w:rPr>
+    </w:lvl>
+    <w:lvl w:ilvl="5" w:tplc="04160005" w:tentative="1">
+      <w:start w:val="1"/>
+      <w:numFmt w:val="bullet"/>
+      <w:lvlText w:val=""/>
+      <w:lvlJc w:val="left"/>
+      <w:pPr>
+        <w:ind w:left="4320" w:hanging="360"/>
+      </w:pPr>
+      <w:rPr>
+        <w:rFonts w:ascii="Wingdings" w:hAnsi="Wingdings" w:hint="default"/>
+      </w:rPr>
+    </w:lvl>
+    <w:lvl w:ilvl="6" w:tplc="04160001" w:tentative="1">
+      <w:start w:val="1"/>
+      <w:numFmt w:val="bullet"/>
+      <w:lvlText w:val=""/>
+      <w:lvlJc w:val="left"/>
+      <w:pPr>
+        <w:ind w:left="5040" w:hanging="360"/>
+      </w:pPr>
+      <w:rPr>
+        <w:rFonts w:ascii="Symbol" w:hAnsi="Symbol" w:hint="default"/>
+      </w:rPr>
+    </w:lvl>
+    <w:lvl w:ilvl="7" w:tplc="04160003" w:tentative="1">
+      <w:start w:val="1"/>
+      <w:numFmt w:val="bullet"/>
+      <w:lvlText w:val="o"/>
+      <w:lvlJc w:val="left"/>
+      <w:pPr>
+        <w:ind w:left="5760" w:hanging="360"/>
+      </w:pPr>
+      <w:rPr>
+        <w:rFonts w:ascii="Courier New" w:hAnsi="Courier New" w:cs="Courier New" w:hint="default"/>
+      </w:rPr>
+    </w:lvl>
+    <w:lvl w:ilvl="8" w:tplc="04160005" w:tentative="1">
+      <w:start w:val="1"/>
+      <w:numFmt w:val="bullet"/>
+      <w:lvlText w:val=""/>
+      <w:lvlJc w:val="left"/>
+      <w:pPr>
+        <w:ind w:left="6480" w:hanging="360"/>
+      </w:pPr>
+      <w:rPr>
+        <w:rFonts w:ascii="Wingdings" w:hAnsi="Wingdings" w:hint="default"/>
+      </w:rPr>
+    </w:lvl>
+  </w:abstractNum>
+  <w:abstractNum w:abstractNumId="2" w15:restartNumberingAfterBreak="0">
+    <w:nsid w:val="434F76B7"/>
+    <w:multiLevelType w:val="hybridMultilevel"/>
+    <w:tmpl w:val="DD2C741A"/>
+    <w:lvl w:ilvl="0" w:tplc="6CDE2064">
+      <w:numFmt w:val="bullet"/>
+      <w:lvlText w:val=""/>
+      <w:lvlJc w:val="left"/>
+      <w:pPr>
+        <w:ind w:left="720" w:hanging="360"/>
+      </w:pPr>
+      <w:rPr>
+        <w:rFonts w:ascii="Symbol" w:eastAsiaTheme="minorHAnsi" w:hAnsi="Symbol" w:cstheme="minorBidi" w:hint="default"/>
+        <w:sz w:val="56"/>
+      </w:rPr>
+    </w:lvl>
+    <w:lvl w:ilvl="1" w:tplc="04160003" w:tentative="1">
+      <w:start w:val="1"/>
+      <w:numFmt w:val="bullet"/>
+      <w:lvlText w:val="o"/>
+      <w:lvlJc w:val="left"/>
+      <w:pPr>
+        <w:ind w:left="1440" w:hanging="360"/>
+      </w:pPr>
+      <w:rPr>
+        <w:rFonts w:ascii="Courier New" w:hAnsi="Courier New" w:cs="Courier New" w:hint="default"/>
+      </w:rPr>
+    </w:lvl>
+    <w:lvl w:ilvl="2" w:tplc="04160005" w:tentative="1">
+      <w:start w:val="1"/>
+      <w:numFmt w:val="bullet"/>
+      <w:lvlText w:val=""/>
+      <w:lvlJc w:val="left"/>
+      <w:pPr>
+        <w:ind w:left="2160" w:hanging="360"/>
+      </w:pPr>
+      <w:rPr>
+        <w:rFonts w:ascii="Wingdings" w:hAnsi="Wingdings" w:hint="default"/>
+      </w:rPr>
+    </w:lvl>
+    <w:lvl w:ilvl="3" w:tplc="04160001" w:tentative="1">
+      <w:start w:val="1"/>
+      <w:numFmt w:val="bullet"/>
+      <w:lvlText w:val=""/>
+      <w:lvlJc w:val="left"/>
+      <w:pPr>
+        <w:ind w:left="2880" w:hanging="360"/>
+      </w:pPr>
+      <w:rPr>
+        <w:rFonts w:ascii="Symbol" w:hAnsi="Symbol" w:hint="default"/>
+      </w:rPr>
+    </w:lvl>
+    <w:lvl w:ilvl="4" w:tplc="04160003" w:tentative="1">
+      <w:start w:val="1"/>
+      <w:numFmt w:val="bullet"/>
+      <w:lvlText w:val="o"/>
+      <w:lvlJc w:val="left"/>
+      <w:pPr>
+        <w:ind w:left="3600" w:hanging="360"/>
+      </w:pPr>
+      <w:rPr>
+        <w:rFonts w:ascii="Courier New" w:hAnsi="Courier New" w:cs="Courier New" w:hint="default"/>
+      </w:rPr>
+    </w:lvl>
+    <w:lvl w:ilvl="5" w:tplc="04160005" w:tentative="1">
+      <w:start w:val="1"/>
+      <w:numFmt w:val="bullet"/>
+      <w:lvlText w:val=""/>
+      <w:lvlJc w:val="left"/>
+      <w:pPr>
+        <w:ind w:left="4320" w:hanging="360"/>
+      </w:pPr>
+      <w:rPr>
+        <w:rFonts w:ascii="Wingdings" w:hAnsi="Wingdings" w:hint="default"/>
+      </w:rPr>
+    </w:lvl>
+    <w:lvl w:ilvl="6" w:tplc="04160001" w:tentative="1">
+      <w:start w:val="1"/>
+      <w:numFmt w:val="bullet"/>
+      <w:lvlText w:val=""/>
+      <w:lvlJc w:val="left"/>
+      <w:pPr>
+        <w:ind w:left="5040" w:hanging="360"/>
+      </w:pPr>
+      <w:rPr>
+        <w:rFonts w:ascii="Symbol" w:hAnsi="Symbol" w:hint="default"/>
+      </w:rPr>
+    </w:lvl>
+    <w:lvl w:ilvl="7" w:tplc="04160003" w:tentative="1">
+      <w:start w:val="1"/>
+      <w:numFmt w:val="bullet"/>
+      <w:lvlText w:val="o"/>
+      <w:lvlJc w:val="left"/>
+      <w:pPr>
+        <w:ind w:left="5760" w:hanging="360"/>
+      </w:pPr>
+      <w:rPr>
+        <w:rFonts w:ascii="Courier New" w:hAnsi="Courier New" w:cs="Courier New" w:hint="default"/>
+      </w:rPr>
+    </w:lvl>
+    <w:lvl w:ilvl="8" w:tplc="04160005" w:tentative="1">
+      <w:start w:val="1"/>
+      <w:numFmt w:val="bullet"/>
+      <w:lvlText w:val=""/>
+      <w:lvlJc w:val="left"/>
+      <w:pPr>
+        <w:ind w:left="6480" w:hanging="360"/>
+      </w:pPr>
+      <w:rPr>
+        <w:rFonts w:ascii="Wingdings" w:hAnsi="Wingdings" w:hint="default"/>
+      </w:rPr>
+    </w:lvl>
+  </w:abstractNum>
+  <w:abstractNum w:abstractNumId="3" w15:restartNumberingAfterBreak="0">
+    <w:nsid w:val="55642627"/>
+    <w:multiLevelType w:val="hybridMultilevel"/>
+    <w:tmpl w:val="62E8C4D6"/>
+    <w:lvl w:ilvl="0" w:tplc="DD78F400">
+      <w:numFmt w:val="bullet"/>
+      <w:lvlText w:val=""/>
+      <w:lvlJc w:val="left"/>
+      <w:pPr>
+        <w:ind w:left="1080" w:hanging="360"/>
+      </w:pPr>
+      <w:rPr>
+        <w:rFonts w:ascii="Symbol" w:eastAsiaTheme="minorHAnsi" w:hAnsi="Symbol" w:cstheme="minorBidi" w:hint="default"/>
+      </w:rPr>
+    </w:lvl>
+    <w:lvl w:ilvl="1" w:tplc="04160003" w:tentative="1">
+      <w:start w:val="1"/>
+      <w:numFmt w:val="bullet"/>
+      <w:lvlText w:val="o"/>
+      <w:lvlJc w:val="left"/>
+      <w:pPr>
+        <w:ind w:left="1800" w:hanging="360"/>
+      </w:pPr>
+      <w:rPr>
+        <w:rFonts w:ascii="Courier New" w:hAnsi="Courier New" w:cs="Courier New" w:hint="default"/>
+      </w:rPr>
+    </w:lvl>
+    <w:lvl w:ilvl="2" w:tplc="04160005" w:tentative="1">
+      <w:start w:val="1"/>
+      <w:numFmt w:val="bullet"/>
+      <w:lvlText w:val=""/>
+      <w:lvlJc w:val="left"/>
+      <w:pPr>
+        <w:ind w:left="2520" w:hanging="360"/>
+      </w:pPr>
+      <w:rPr>
+        <w:rFonts w:ascii="Wingdings" w:hAnsi="Wingdings" w:hint="default"/>
+      </w:rPr>
+    </w:lvl>
+    <w:lvl w:ilvl="3" w:tplc="04160001" w:tentative="1">
+      <w:start w:val="1"/>
+      <w:numFmt w:val="bullet"/>
+      <w:lvlText w:val=""/>
+      <w:lvlJc w:val="left"/>
+      <w:pPr>
+        <w:ind w:left="3240" w:hanging="360"/>
+      </w:pPr>
+      <w:rPr>
+        <w:rFonts w:ascii="Symbol" w:hAnsi="Symbol" w:hint="default"/>
+      </w:rPr>
+    </w:lvl>
+    <w:lvl w:ilvl="4" w:tplc="04160003" w:tentative="1">
+      <w:start w:val="1"/>
+      <w:numFmt w:val="bullet"/>
+      <w:lvlText w:val="o"/>
+      <w:lvlJc w:val="left"/>
+      <w:pPr>
+        <w:ind w:left="3960" w:hanging="360"/>
+      </w:pPr>
+      <w:rPr>
+        <w:rFonts w:ascii="Courier New" w:hAnsi="Courier New" w:cs="Courier New" w:hint="default"/>
+      </w:rPr>
+    </w:lvl>
+    <w:lvl w:ilvl="5" w:tplc="04160005" w:tentative="1">
+      <w:start w:val="1"/>
+      <w:numFmt w:val="bullet"/>
+      <w:lvlText w:val=""/>
+      <w:lvlJc w:val="left"/>
+      <w:pPr>
+        <w:ind w:left="4680" w:hanging="360"/>
+      </w:pPr>
+      <w:rPr>
+        <w:rFonts w:ascii="Wingdings" w:hAnsi="Wingdings" w:hint="default"/>
+      </w:rPr>
+    </w:lvl>
+    <w:lvl w:ilvl="6" w:tplc="04160001" w:tentative="1">
+      <w:start w:val="1"/>
+      <w:numFmt w:val="bullet"/>
+      <w:lvlText w:val=""/>
+      <w:lvlJc w:val="left"/>
+      <w:pPr>
+        <w:ind w:left="5400" w:hanging="360"/>
+      </w:pPr>
+      <w:rPr>
+        <w:rFonts w:ascii="Symbol" w:hAnsi="Symbol" w:hint="default"/>
+      </w:rPr>
+    </w:lvl>
+    <w:lvl w:ilvl="7" w:tplc="04160003" w:tentative="1">
+      <w:start w:val="1"/>
+      <w:numFmt w:val="bullet"/>
+      <w:lvlText w:val="o"/>
+      <w:lvlJc w:val="left"/>
+      <w:pPr>
+        <w:ind w:left="6120" w:hanging="360"/>
+      </w:pPr>
+      <w:rPr>
+        <w:rFonts w:ascii="Courier New" w:hAnsi="Courier New" w:cs="Courier New" w:hint="default"/>
+      </w:rPr>
+    </w:lvl>
+    <w:lvl w:ilvl="8" w:tplc="04160005" w:tentative="1">
+      <w:start w:val="1"/>
+      <w:numFmt w:val="bullet"/>
+      <w:lvlText w:val=""/>
+      <w:lvlJc w:val="left"/>
+      <w:pPr>
+        <w:ind w:left="6840" w:hanging="360"/>
+      </w:pPr>
+      <w:rPr>
+        <w:rFonts w:ascii="Wingdings" w:hAnsi="Wingdings" w:hint="default"/>
+      </w:rPr>
+    </w:lvl>
+  </w:abstractNum>
+  <w:abstractNum w:abstractNumId="4" w15:restartNumberingAfterBreak="0">
+    <w:nsid w:val="679F0DAB"/>
+    <w:multiLevelType w:val="hybridMultilevel"/>
+    <w:tmpl w:val="3440CD24"/>
+    <w:lvl w:ilvl="0" w:tplc="AAB67A32">
+      <w:numFmt w:val="bullet"/>
+      <w:lvlText w:val=""/>
+      <w:lvlJc w:val="left"/>
+      <w:pPr>
+        <w:ind w:left="720" w:hanging="360"/>
+      </w:pPr>
+      <w:rPr>
+        <w:rFonts w:ascii="Symbol" w:eastAsiaTheme="minorHAnsi" w:hAnsi="Symbol" w:cstheme="minorBidi" w:hint="default"/>
+      </w:rPr>
+    </w:lvl>
+    <w:lvl w:ilvl="1" w:tplc="04160003" w:tentative="1">
+      <w:start w:val="1"/>
+      <w:numFmt w:val="bullet"/>
+      <w:lvlText w:val="o"/>
+      <w:lvlJc w:val="left"/>
+      <w:pPr>
+        <w:ind w:left="1440" w:hanging="360"/>
+      </w:pPr>
+      <w:rPr>
+        <w:rFonts w:ascii="Courier New" w:hAnsi="Courier New" w:cs="Courier New" w:hint="default"/>
+      </w:rPr>
+    </w:lvl>
+    <w:lvl w:ilvl="2" w:tplc="04160005" w:tentative="1">
+      <w:start w:val="1"/>
+      <w:numFmt w:val="bullet"/>
+      <w:lvlText w:val=""/>
+      <w:lvlJc w:val="left"/>
+      <w:pPr>
+        <w:ind w:left="2160" w:hanging="360"/>
+      </w:pPr>
+      <w:rPr>
+        <w:rFonts w:ascii="Wingdings" w:hAnsi="Wingdings" w:hint="default"/>
+      </w:rPr>
+    </w:lvl>
+    <w:lvl w:ilvl="3" w:tplc="04160001" w:tentative="1">
+      <w:start w:val="1"/>
+      <w:numFmt w:val="bullet"/>
+      <w:lvlText w:val=""/>
+      <w:lvlJc w:val="left"/>
+      <w:pPr>
+        <w:ind w:left="2880" w:hanging="360"/>
+      </w:pPr>
+      <w:rPr>
+        <w:rFonts w:ascii="Symbol" w:hAnsi="Symbol" w:hint="default"/>
+      </w:rPr>
+    </w:lvl>
+    <w:lvl w:ilvl="4" w:tplc="04160003" w:tentative="1">
+      <w:start w:val="1"/>
+      <w:numFmt w:val="bullet"/>
+      <w:lvlText w:val="o"/>
+      <w:lvlJc w:val="left"/>
+      <w:pPr>
+        <w:ind w:left="3600" w:hanging="360"/>
+      </w:pPr>
+      <w:rPr>
+        <w:rFonts w:ascii="Courier New" w:hAnsi="Courier New" w:cs="Courier New" w:hint="default"/>
+      </w:rPr>
+    </w:lvl>
+    <w:lvl w:ilvl="5" w:tplc="04160005" w:tentative="1">
+      <w:start w:val="1"/>
+      <w:numFmt w:val="bullet"/>
+      <w:lvlText w:val=""/>
+      <w:lvlJc w:val="left"/>
+      <w:pPr>
+        <w:ind w:left="4320" w:hanging="360"/>
+      </w:pPr>
+      <w:rPr>
+        <w:rFonts w:ascii="Wingdings" w:hAnsi="Wingdings" w:hint="default"/>
+      </w:rPr>
+    </w:lvl>
+    <w:lvl w:ilvl="6" w:tplc="04160001" w:tentative="1">
+      <w:start w:val="1"/>
+      <w:numFmt w:val="bullet"/>
+      <w:lvlText w:val=""/>
+      <w:lvlJc w:val="left"/>
+      <w:pPr>
+        <w:ind w:left="5040" w:hanging="360"/>
+      </w:pPr>
+      <w:rPr>
+        <w:rFonts w:ascii="Symbol" w:hAnsi="Symbol" w:hint="default"/>
+      </w:rPr>
+    </w:lvl>
+    <w:lvl w:ilvl="7" w:tplc="04160003" w:tentative="1">
+      <w:start w:val="1"/>
+      <w:numFmt w:val="bullet"/>
+      <w:lvlText w:val="o"/>
+      <w:lvlJc w:val="left"/>
+      <w:pPr>
+        <w:ind w:left="5760" w:hanging="360"/>
+      </w:pPr>
+      <w:rPr>
+        <w:rFonts w:ascii="Courier New" w:hAnsi="Courier New" w:cs="Courier New" w:hint="default"/>
+      </w:rPr>
+    </w:lvl>
+    <w:lvl w:ilvl="8" w:tplc="04160005" w:tentative="1">
+      <w:start w:val="1"/>
+      <w:numFmt w:val="bullet"/>
+      <w:lvlText w:val=""/>
+      <w:lvlJc w:val="left"/>
+      <w:pPr>
+        <w:ind w:left="6480" w:hanging="360"/>
+      </w:pPr>
+      <w:rPr>
+        <w:rFonts w:ascii="Wingdings" w:hAnsi="Wingdings" w:hint="default"/>
+      </w:rPr>
+    </w:lvl>
+  </w:abstractNum>
+  <w:num w:numId="1" w16cid:durableId="346180451">
+    <w:abstractNumId w:val="4"/>
+  </w:num>
+  <w:num w:numId="2" w16cid:durableId="1803301239">
+    <w:abstractNumId w:val="3"/>
+  </w:num>
+  <w:num w:numId="3" w16cid:durableId="708262780">
+    <w:abstractNumId w:val="0"/>
+  </w:num>
+  <w:num w:numId="4" w16cid:durableId="664868946">
+    <w:abstractNumId w:val="2"/>
+  </w:num>
+  <w:num w:numId="5" w16cid:durableId="1294946001">
+    <w:abstractNumId w:val="1"/>
+  </w:num>
+</w:numbering>
 </file>
 
 <file path=word/styles.xml><?xml version="1.0" encoding="utf-8"?>
@@ -457,7 +1442,6 @@
   <w:style w:type="character" w:default="1" w:styleId="Fontepargpadro">
     <w:name w:val="Default Paragraph Font"/>
     <w:uiPriority w:val="1"/>
-    <w:semiHidden/>
     <w:unhideWhenUsed/>
   </w:style>
   <w:style w:type="table" w:default="1" w:styleId="Tabelanormal">
@@ -480,6 +1464,17 @@
     <w:uiPriority w:val="99"/>
     <w:semiHidden/>
     <w:unhideWhenUsed/>
+  </w:style>
+  <w:style w:type="paragraph" w:styleId="PargrafodaLista">
+    <w:name w:val="List Paragraph"/>
+    <w:basedOn w:val="Normal"/>
+    <w:uiPriority w:val="34"/>
+    <w:qFormat/>
+    <w:rsid w:val="00B4121B"/>
+    <w:pPr>
+      <w:ind w:left="720"/>
+      <w:contextualSpacing/>
+    </w:pPr>
   </w:style>
 </w:styles>
 </file>
